--- a/92-Kinh-Nghiem/02-Regression/Fixtures/sua2.docx
+++ b/92-Kinh-Nghiem/02-Regression/Fixtures/sua2.docx
@@ -5,10 +5,10 @@
     <w:p>
       <w:pPr>
         <w:rPr>
-          <w:del w:id="1002" w:author="Nội dung bỏ (Claude)" w:date="2026-09-18T20:41:53Z"/>
+          <w:del w:id="1002" w:author="Nội dung bỏ (Claude)" w:date="2026-09-18T21:23:42Z"/>
         </w:rPr>
       </w:pPr>
-      <w:del w:id="1001" w:author="Nội dung bỏ (Claude)" w:date="2026-09-18T20:41:53Z">
+      <w:del w:id="1001" w:author="Nội dung bỏ (Claude)" w:date="2026-09-18T21:23:42Z">
         <w:r>
           <w:delText>Phan I</w:delText>
         </w:r>
@@ -17,10 +17,10 @@
     <w:p>
       <w:pPr>
         <w:rPr>
-          <w:del w:id="1004" w:author="Nội dung bỏ (Claude)" w:date="2026-09-18T20:41:53Z"/>
+          <w:del w:id="1004" w:author="Nội dung bỏ (Claude)" w:date="2026-09-18T21:23:42Z"/>
         </w:rPr>
       </w:pPr>
-      <w:del w:id="1003" w:author="Nội dung bỏ (Claude)" w:date="2026-09-18T20:41:53Z">
+      <w:del w:id="1003" w:author="Nội dung bỏ (Claude)" w:date="2026-09-18T21:23:42Z">
         <w:r>
           <w:delText>I. THUC TRANG</w:delText>
         </w:r>
@@ -29,10 +29,10 @@
     <w:p>
       <w:pPr>
         <w:rPr>
-          <w:del w:id="1006" w:author="Nội dung bỏ (Claude)" w:date="2026-09-18T20:41:53Z"/>
+          <w:del w:id="1006" w:author="Nội dung bỏ (Claude)" w:date="2026-09-18T21:23:42Z"/>
         </w:rPr>
       </w:pPr>
-      <w:del w:id="1005" w:author="Nội dung bỏ (Claude)" w:date="2026-09-18T20:41:53Z">
+      <w:del w:id="1005" w:author="Nội dung bỏ (Claude)" w:date="2026-09-18T21:23:42Z">
         <w:r>
           <w:delText>Noi dung 1</w:delText>
         </w:r>
@@ -41,10 +41,10 @@
     <w:p>
       <w:pPr>
         <w:rPr>
-          <w:del w:id="1008" w:author="Nội dung bỏ (Claude)" w:date="2026-09-18T20:41:53Z"/>
+          <w:del w:id="1008" w:author="Nội dung bỏ (Claude)" w:date="2026-09-18T21:23:42Z"/>
         </w:rPr>
       </w:pPr>
-      <w:del w:id="1007" w:author="Nội dung bỏ (Claude)" w:date="2026-09-18T20:41:53Z">
+      <w:del w:id="1007" w:author="Nội dung bỏ (Claude)" w:date="2026-09-18T21:23:42Z">
         <w:r>
           <w:delText>Noi dung 2</w:delText>
         </w:r>
@@ -53,10 +53,10 @@
     <w:p>
       <w:pPr>
         <w:rPr>
-          <w:del w:id="1010" w:author="Nội dung bỏ (Claude)" w:date="2026-09-18T20:41:53Z"/>
+          <w:del w:id="1010" w:author="Nội dung bỏ (Claude)" w:date="2026-09-18T21:23:42Z"/>
         </w:rPr>
       </w:pPr>
-      <w:del w:id="1009" w:author="Nội dung bỏ (Claude)" w:date="2026-09-18T20:41:53Z">
+      <w:del w:id="1009" w:author="Nội dung bỏ (Claude)" w:date="2026-09-18T21:23:42Z">
         <w:r>
           <w:delText>II. KET QUA</w:delText>
         </w:r>
@@ -65,10 +65,10 @@
     <w:p>
       <w:pPr>
         <w:rPr>
-          <w:del w:id="1012" w:author="Nội dung bỏ (Claude)" w:date="2026-09-18T20:41:53Z"/>
+          <w:del w:id="1012" w:author="Nội dung bỏ (Claude)" w:date="2026-09-18T21:23:42Z"/>
         </w:rPr>
       </w:pPr>
-      <w:del w:id="1011" w:author="Nội dung bỏ (Claude)" w:date="2026-09-18T20:41:53Z">
+      <w:del w:id="1011" w:author="Nội dung bỏ (Claude)" w:date="2026-09-18T21:23:42Z">
         <w:r>
           <w:delText>Noi dung 3</w:delText>
         </w:r>
@@ -82,10 +82,10 @@
     <w:p>
       <w:pPr>
         <w:rPr>
-          <w:del w:id="1014" w:author="Nội dung bỏ (Claude)" w:date="2026-09-18T20:41:53Z"/>
+          <w:del w:id="1014" w:author="Nội dung bỏ (Claude)" w:date="2026-09-18T21:23:42Z"/>
         </w:rPr>
       </w:pPr>
-      <w:del w:id="1013" w:author="Nội dung bỏ (Claude)" w:date="2026-09-18T20:41:53Z">
+      <w:del w:id="1013" w:author="Nội dung bỏ (Claude)" w:date="2026-09-18T21:23:42Z">
         <w:r>
           <w:delText>III. DE XUAT</w:delText>
         </w:r>
@@ -107,14 +107,14 @@
       </w:tblGrid>
       <w:tr>
         <w:trPr>
-          <w:del w:id="1015" w:author="Nội dung bỏ (Claude)" w:date="2026-09-18T20:41:53Z"/>
+          <w:del w:id="1015" w:author="Nội dung bỏ (Claude)" w:date="2026-09-18T21:23:42Z"/>
         </w:trPr>
         <w:tc>
           <w:tcPr>
             <w:tcW w:type="dxa" w:w="4320"/>
           </w:tcPr>
           <w:p>
-            <w:del w:id="1016" w:author="Nội dung bỏ (Claude)" w:date="2026-09-18T20:41:53Z">
+            <w:del w:id="1016" w:author="Nội dung bỏ (Claude)" w:date="2026-09-18T21:23:42Z">
               <w:r>
                 <w:delText>B00</w:delText>
               </w:r>
@@ -126,7 +126,7 @@
             <w:tcW w:type="dxa" w:w="4320"/>
           </w:tcPr>
           <w:p>
-            <w:del w:id="1017" w:author="Nội dung bỏ (Claude)" w:date="2026-09-18T20:41:53Z">
+            <w:del w:id="1017" w:author="Nội dung bỏ (Claude)" w:date="2026-09-18T21:23:42Z">
               <w:r>
                 <w:delText>B01</w:delText>
               </w:r>
@@ -136,14 +136,14 @@
       </w:tr>
       <w:tr>
         <w:trPr>
-          <w:del w:id="1018" w:author="Nội dung bỏ (Claude)" w:date="2026-09-18T20:41:53Z"/>
+          <w:del w:id="1018" w:author="Nội dung bỏ (Claude)" w:date="2026-09-18T21:23:42Z"/>
         </w:trPr>
         <w:tc>
           <w:tcPr>
             <w:tcW w:type="dxa" w:w="4320"/>
           </w:tcPr>
           <w:p>
-            <w:del w:id="1019" w:author="Nội dung bỏ (Claude)" w:date="2026-09-18T20:41:53Z">
+            <w:del w:id="1019" w:author="Nội dung bỏ (Claude)" w:date="2026-09-18T21:23:42Z">
               <w:r>
                 <w:delText>B10</w:delText>
               </w:r>
@@ -155,7 +155,7 @@
             <w:tcW w:type="dxa" w:w="4320"/>
           </w:tcPr>
           <w:p>
-            <w:del w:id="1020" w:author="Nội dung bỏ (Claude)" w:date="2026-09-18T20:41:53Z">
+            <w:del w:id="1020" w:author="Nội dung bỏ (Claude)" w:date="2026-09-18T21:23:42Z">
               <w:r>
                 <w:delText>B11</w:delText>
               </w:r>
@@ -165,14 +165,14 @@
       </w:tr>
       <w:tr>
         <w:trPr>
-          <w:del w:id="1021" w:author="Nội dung bỏ (Claude)" w:date="2026-09-18T20:41:53Z"/>
+          <w:del w:id="1021" w:author="Nội dung bỏ (Claude)" w:date="2026-09-18T21:23:42Z"/>
         </w:trPr>
         <w:tc>
           <w:tcPr>
             <w:tcW w:type="dxa" w:w="4320"/>
           </w:tcPr>
           <w:p>
-            <w:del w:id="1022" w:author="Nội dung bỏ (Claude)" w:date="2026-09-18T20:41:53Z">
+            <w:del w:id="1022" w:author="Nội dung bỏ (Claude)" w:date="2026-09-18T21:23:42Z">
               <w:r>
                 <w:delText>B20</w:delText>
               </w:r>
@@ -184,7 +184,7 @@
             <w:tcW w:type="dxa" w:w="4320"/>
           </w:tcPr>
           <w:p>
-            <w:del w:id="1023" w:author="Nội dung bỏ (Claude)" w:date="2026-09-18T20:41:53Z">
+            <w:del w:id="1023" w:author="Nội dung bỏ (Claude)" w:date="2026-09-18T21:23:42Z">
               <w:r>
                 <w:delText>B21</w:delText>
               </w:r>

--- a/92-Kinh-Nghiem/02-Regression/Fixtures/sua2.docx
+++ b/92-Kinh-Nghiem/02-Regression/Fixtures/sua2.docx
@@ -5,10 +5,10 @@
     <w:p>
       <w:pPr>
         <w:rPr>
-          <w:del w:id="1002" w:author="Nội dung bỏ (Claude)" w:date="2026-09-18T21:23:42Z"/>
+          <w:del w:id="1002" w:author="Nội dung bỏ (Claude)" w:date="2026-09-19T12:14:31Z"/>
         </w:rPr>
       </w:pPr>
-      <w:del w:id="1001" w:author="Nội dung bỏ (Claude)" w:date="2026-09-18T21:23:42Z">
+      <w:del w:id="1001" w:author="Nội dung bỏ (Claude)" w:date="2026-09-19T12:14:31Z">
         <w:r>
           <w:delText>Phan I</w:delText>
         </w:r>
@@ -17,10 +17,10 @@
     <w:p>
       <w:pPr>
         <w:rPr>
-          <w:del w:id="1004" w:author="Nội dung bỏ (Claude)" w:date="2026-09-18T21:23:42Z"/>
+          <w:del w:id="1004" w:author="Nội dung bỏ (Claude)" w:date="2026-09-19T12:14:31Z"/>
         </w:rPr>
       </w:pPr>
-      <w:del w:id="1003" w:author="Nội dung bỏ (Claude)" w:date="2026-09-18T21:23:42Z">
+      <w:del w:id="1003" w:author="Nội dung bỏ (Claude)" w:date="2026-09-19T12:14:31Z">
         <w:r>
           <w:delText>I. THUC TRANG</w:delText>
         </w:r>
@@ -29,10 +29,10 @@
     <w:p>
       <w:pPr>
         <w:rPr>
-          <w:del w:id="1006" w:author="Nội dung bỏ (Claude)" w:date="2026-09-18T21:23:42Z"/>
+          <w:del w:id="1006" w:author="Nội dung bỏ (Claude)" w:date="2026-09-19T12:14:31Z"/>
         </w:rPr>
       </w:pPr>
-      <w:del w:id="1005" w:author="Nội dung bỏ (Claude)" w:date="2026-09-18T21:23:42Z">
+      <w:del w:id="1005" w:author="Nội dung bỏ (Claude)" w:date="2026-09-19T12:14:31Z">
         <w:r>
           <w:delText>Noi dung 1</w:delText>
         </w:r>
@@ -41,10 +41,10 @@
     <w:p>
       <w:pPr>
         <w:rPr>
-          <w:del w:id="1008" w:author="Nội dung bỏ (Claude)" w:date="2026-09-18T21:23:42Z"/>
+          <w:del w:id="1008" w:author="Nội dung bỏ (Claude)" w:date="2026-09-19T12:14:31Z"/>
         </w:rPr>
       </w:pPr>
-      <w:del w:id="1007" w:author="Nội dung bỏ (Claude)" w:date="2026-09-18T21:23:42Z">
+      <w:del w:id="1007" w:author="Nội dung bỏ (Claude)" w:date="2026-09-19T12:14:31Z">
         <w:r>
           <w:delText>Noi dung 2</w:delText>
         </w:r>
@@ -53,10 +53,10 @@
     <w:p>
       <w:pPr>
         <w:rPr>
-          <w:del w:id="1010" w:author="Nội dung bỏ (Claude)" w:date="2026-09-18T21:23:42Z"/>
+          <w:del w:id="1010" w:author="Nội dung bỏ (Claude)" w:date="2026-09-19T12:14:31Z"/>
         </w:rPr>
       </w:pPr>
-      <w:del w:id="1009" w:author="Nội dung bỏ (Claude)" w:date="2026-09-18T21:23:42Z">
+      <w:del w:id="1009" w:author="Nội dung bỏ (Claude)" w:date="2026-09-19T12:14:31Z">
         <w:r>
           <w:delText>II. KET QUA</w:delText>
         </w:r>
@@ -65,10 +65,10 @@
     <w:p>
       <w:pPr>
         <w:rPr>
-          <w:del w:id="1012" w:author="Nội dung bỏ (Claude)" w:date="2026-09-18T21:23:42Z"/>
+          <w:del w:id="1012" w:author="Nội dung bỏ (Claude)" w:date="2026-09-19T12:14:31Z"/>
         </w:rPr>
       </w:pPr>
-      <w:del w:id="1011" w:author="Nội dung bỏ (Claude)" w:date="2026-09-18T21:23:42Z">
+      <w:del w:id="1011" w:author="Nội dung bỏ (Claude)" w:date="2026-09-19T12:14:31Z">
         <w:r>
           <w:delText>Noi dung 3</w:delText>
         </w:r>
@@ -82,10 +82,10 @@
     <w:p>
       <w:pPr>
         <w:rPr>
-          <w:del w:id="1014" w:author="Nội dung bỏ (Claude)" w:date="2026-09-18T21:23:42Z"/>
+          <w:del w:id="1014" w:author="Nội dung bỏ (Claude)" w:date="2026-09-19T12:14:31Z"/>
         </w:rPr>
       </w:pPr>
-      <w:del w:id="1013" w:author="Nội dung bỏ (Claude)" w:date="2026-09-18T21:23:42Z">
+      <w:del w:id="1013" w:author="Nội dung bỏ (Claude)" w:date="2026-09-19T12:14:31Z">
         <w:r>
           <w:delText>III. DE XUAT</w:delText>
         </w:r>
@@ -107,14 +107,14 @@
       </w:tblGrid>
       <w:tr>
         <w:trPr>
-          <w:del w:id="1015" w:author="Nội dung bỏ (Claude)" w:date="2026-09-18T21:23:42Z"/>
+          <w:del w:id="1015" w:author="Nội dung bỏ (Claude)" w:date="2026-09-19T12:14:31Z"/>
         </w:trPr>
         <w:tc>
           <w:tcPr>
             <w:tcW w:type="dxa" w:w="4320"/>
           </w:tcPr>
           <w:p>
-            <w:del w:id="1016" w:author="Nội dung bỏ (Claude)" w:date="2026-09-18T21:23:42Z">
+            <w:del w:id="1016" w:author="Nội dung bỏ (Claude)" w:date="2026-09-19T12:14:31Z">
               <w:r>
                 <w:delText>B00</w:delText>
               </w:r>
@@ -126,7 +126,7 @@
             <w:tcW w:type="dxa" w:w="4320"/>
           </w:tcPr>
           <w:p>
-            <w:del w:id="1017" w:author="Nội dung bỏ (Claude)" w:date="2026-09-18T21:23:42Z">
+            <w:del w:id="1017" w:author="Nội dung bỏ (Claude)" w:date="2026-09-19T12:14:31Z">
               <w:r>
                 <w:delText>B01</w:delText>
               </w:r>
@@ -136,14 +136,14 @@
       </w:tr>
       <w:tr>
         <w:trPr>
-          <w:del w:id="1018" w:author="Nội dung bỏ (Claude)" w:date="2026-09-18T21:23:42Z"/>
+          <w:del w:id="1018" w:author="Nội dung bỏ (Claude)" w:date="2026-09-19T12:14:31Z"/>
         </w:trPr>
         <w:tc>
           <w:tcPr>
             <w:tcW w:type="dxa" w:w="4320"/>
           </w:tcPr>
           <w:p>
-            <w:del w:id="1019" w:author="Nội dung bỏ (Claude)" w:date="2026-09-18T21:23:42Z">
+            <w:del w:id="1019" w:author="Nội dung bỏ (Claude)" w:date="2026-09-19T12:14:31Z">
               <w:r>
                 <w:delText>B10</w:delText>
               </w:r>
@@ -155,7 +155,7 @@
             <w:tcW w:type="dxa" w:w="4320"/>
           </w:tcPr>
           <w:p>
-            <w:del w:id="1020" w:author="Nội dung bỏ (Claude)" w:date="2026-09-18T21:23:42Z">
+            <w:del w:id="1020" w:author="Nội dung bỏ (Claude)" w:date="2026-09-19T12:14:31Z">
               <w:r>
                 <w:delText>B11</w:delText>
               </w:r>
@@ -165,14 +165,14 @@
       </w:tr>
       <w:tr>
         <w:trPr>
-          <w:del w:id="1021" w:author="Nội dung bỏ (Claude)" w:date="2026-09-18T21:23:42Z"/>
+          <w:del w:id="1021" w:author="Nội dung bỏ (Claude)" w:date="2026-09-19T12:14:31Z"/>
         </w:trPr>
         <w:tc>
           <w:tcPr>
             <w:tcW w:type="dxa" w:w="4320"/>
           </w:tcPr>
           <w:p>
-            <w:del w:id="1022" w:author="Nội dung bỏ (Claude)" w:date="2026-09-18T21:23:42Z">
+            <w:del w:id="1022" w:author="Nội dung bỏ (Claude)" w:date="2026-09-19T12:14:31Z">
               <w:r>
                 <w:delText>B20</w:delText>
               </w:r>
@@ -184,7 +184,7 @@
             <w:tcW w:type="dxa" w:w="4320"/>
           </w:tcPr>
           <w:p>
-            <w:del w:id="1023" w:author="Nội dung bỏ (Claude)" w:date="2026-09-18T21:23:42Z">
+            <w:del w:id="1023" w:author="Nội dung bỏ (Claude)" w:date="2026-09-19T12:14:31Z">
               <w:r>
                 <w:delText>B21</w:delText>
               </w:r>

--- a/92-Kinh-Nghiem/02-Regression/Fixtures/sua2.docx
+++ b/92-Kinh-Nghiem/02-Regression/Fixtures/sua2.docx
@@ -5,10 +5,10 @@
     <w:p>
       <w:pPr>
         <w:rPr>
-          <w:del w:id="1002" w:author="Nội dung bỏ (Claude)" w:date="2026-09-19T12:14:31Z"/>
+          <w:del w:id="1002" w:author="Nội dung bỏ (Claude)" w:date="2026-09-19T20:48:45Z"/>
         </w:rPr>
       </w:pPr>
-      <w:del w:id="1001" w:author="Nội dung bỏ (Claude)" w:date="2026-09-19T12:14:31Z">
+      <w:del w:id="1001" w:author="Nội dung bỏ (Claude)" w:date="2026-09-19T20:48:45Z">
         <w:r>
           <w:delText>Phan I</w:delText>
         </w:r>
@@ -17,10 +17,10 @@
     <w:p>
       <w:pPr>
         <w:rPr>
-          <w:del w:id="1004" w:author="Nội dung bỏ (Claude)" w:date="2026-09-19T12:14:31Z"/>
+          <w:del w:id="1004" w:author="Nội dung bỏ (Claude)" w:date="2026-09-19T20:48:45Z"/>
         </w:rPr>
       </w:pPr>
-      <w:del w:id="1003" w:author="Nội dung bỏ (Claude)" w:date="2026-09-19T12:14:31Z">
+      <w:del w:id="1003" w:author="Nội dung bỏ (Claude)" w:date="2026-09-19T20:48:45Z">
         <w:r>
           <w:delText>I. THUC TRANG</w:delText>
         </w:r>
@@ -29,10 +29,10 @@
     <w:p>
       <w:pPr>
         <w:rPr>
-          <w:del w:id="1006" w:author="Nội dung bỏ (Claude)" w:date="2026-09-19T12:14:31Z"/>
+          <w:del w:id="1006" w:author="Nội dung bỏ (Claude)" w:date="2026-09-19T20:48:45Z"/>
         </w:rPr>
       </w:pPr>
-      <w:del w:id="1005" w:author="Nội dung bỏ (Claude)" w:date="2026-09-19T12:14:31Z">
+      <w:del w:id="1005" w:author="Nội dung bỏ (Claude)" w:date="2026-09-19T20:48:45Z">
         <w:r>
           <w:delText>Noi dung 1</w:delText>
         </w:r>
@@ -41,10 +41,10 @@
     <w:p>
       <w:pPr>
         <w:rPr>
-          <w:del w:id="1008" w:author="Nội dung bỏ (Claude)" w:date="2026-09-19T12:14:31Z"/>
+          <w:del w:id="1008" w:author="Nội dung bỏ (Claude)" w:date="2026-09-19T20:48:45Z"/>
         </w:rPr>
       </w:pPr>
-      <w:del w:id="1007" w:author="Nội dung bỏ (Claude)" w:date="2026-09-19T12:14:31Z">
+      <w:del w:id="1007" w:author="Nội dung bỏ (Claude)" w:date="2026-09-19T20:48:45Z">
         <w:r>
           <w:delText>Noi dung 2</w:delText>
         </w:r>
@@ -53,10 +53,10 @@
     <w:p>
       <w:pPr>
         <w:rPr>
-          <w:del w:id="1010" w:author="Nội dung bỏ (Claude)" w:date="2026-09-19T12:14:31Z"/>
+          <w:del w:id="1010" w:author="Nội dung bỏ (Claude)" w:date="2026-09-19T20:48:45Z"/>
         </w:rPr>
       </w:pPr>
-      <w:del w:id="1009" w:author="Nội dung bỏ (Claude)" w:date="2026-09-19T12:14:31Z">
+      <w:del w:id="1009" w:author="Nội dung bỏ (Claude)" w:date="2026-09-19T20:48:45Z">
         <w:r>
           <w:delText>II. KET QUA</w:delText>
         </w:r>
@@ -65,10 +65,10 @@
     <w:p>
       <w:pPr>
         <w:rPr>
-          <w:del w:id="1012" w:author="Nội dung bỏ (Claude)" w:date="2026-09-19T12:14:31Z"/>
+          <w:del w:id="1012" w:author="Nội dung bỏ (Claude)" w:date="2026-09-19T20:48:45Z"/>
         </w:rPr>
       </w:pPr>
-      <w:del w:id="1011" w:author="Nội dung bỏ (Claude)" w:date="2026-09-19T12:14:31Z">
+      <w:del w:id="1011" w:author="Nội dung bỏ (Claude)" w:date="2026-09-19T20:48:45Z">
         <w:r>
           <w:delText>Noi dung 3</w:delText>
         </w:r>
@@ -82,10 +82,10 @@
     <w:p>
       <w:pPr>
         <w:rPr>
-          <w:del w:id="1014" w:author="Nội dung bỏ (Claude)" w:date="2026-09-19T12:14:31Z"/>
+          <w:del w:id="1014" w:author="Nội dung bỏ (Claude)" w:date="2026-09-19T20:48:45Z"/>
         </w:rPr>
       </w:pPr>
-      <w:del w:id="1013" w:author="Nội dung bỏ (Claude)" w:date="2026-09-19T12:14:31Z">
+      <w:del w:id="1013" w:author="Nội dung bỏ (Claude)" w:date="2026-09-19T20:48:45Z">
         <w:r>
           <w:delText>III. DE XUAT</w:delText>
         </w:r>
@@ -107,14 +107,14 @@
       </w:tblGrid>
       <w:tr>
         <w:trPr>
-          <w:del w:id="1015" w:author="Nội dung bỏ (Claude)" w:date="2026-09-19T12:14:31Z"/>
+          <w:del w:id="1015" w:author="Nội dung bỏ (Claude)" w:date="2026-09-19T20:48:45Z"/>
         </w:trPr>
         <w:tc>
           <w:tcPr>
             <w:tcW w:type="dxa" w:w="4320"/>
           </w:tcPr>
           <w:p>
-            <w:del w:id="1016" w:author="Nội dung bỏ (Claude)" w:date="2026-09-19T12:14:31Z">
+            <w:del w:id="1016" w:author="Nội dung bỏ (Claude)" w:date="2026-09-19T20:48:45Z">
               <w:r>
                 <w:delText>B00</w:delText>
               </w:r>
@@ -126,7 +126,7 @@
             <w:tcW w:type="dxa" w:w="4320"/>
           </w:tcPr>
           <w:p>
-            <w:del w:id="1017" w:author="Nội dung bỏ (Claude)" w:date="2026-09-19T12:14:31Z">
+            <w:del w:id="1017" w:author="Nội dung bỏ (Claude)" w:date="2026-09-19T20:48:45Z">
               <w:r>
                 <w:delText>B01</w:delText>
               </w:r>
@@ -136,14 +136,14 @@
       </w:tr>
       <w:tr>
         <w:trPr>
-          <w:del w:id="1018" w:author="Nội dung bỏ (Claude)" w:date="2026-09-19T12:14:31Z"/>
+          <w:del w:id="1018" w:author="Nội dung bỏ (Claude)" w:date="2026-09-19T20:48:45Z"/>
         </w:trPr>
         <w:tc>
           <w:tcPr>
             <w:tcW w:type="dxa" w:w="4320"/>
           </w:tcPr>
           <w:p>
-            <w:del w:id="1019" w:author="Nội dung bỏ (Claude)" w:date="2026-09-19T12:14:31Z">
+            <w:del w:id="1019" w:author="Nội dung bỏ (Claude)" w:date="2026-09-19T20:48:45Z">
               <w:r>
                 <w:delText>B10</w:delText>
               </w:r>
@@ -155,7 +155,7 @@
             <w:tcW w:type="dxa" w:w="4320"/>
           </w:tcPr>
           <w:p>
-            <w:del w:id="1020" w:author="Nội dung bỏ (Claude)" w:date="2026-09-19T12:14:31Z">
+            <w:del w:id="1020" w:author="Nội dung bỏ (Claude)" w:date="2026-09-19T20:48:45Z">
               <w:r>
                 <w:delText>B11</w:delText>
               </w:r>
@@ -165,14 +165,14 @@
       </w:tr>
       <w:tr>
         <w:trPr>
-          <w:del w:id="1021" w:author="Nội dung bỏ (Claude)" w:date="2026-09-19T12:14:31Z"/>
+          <w:del w:id="1021" w:author="Nội dung bỏ (Claude)" w:date="2026-09-19T20:48:45Z"/>
         </w:trPr>
         <w:tc>
           <w:tcPr>
             <w:tcW w:type="dxa" w:w="4320"/>
           </w:tcPr>
           <w:p>
-            <w:del w:id="1022" w:author="Nội dung bỏ (Claude)" w:date="2026-09-19T12:14:31Z">
+            <w:del w:id="1022" w:author="Nội dung bỏ (Claude)" w:date="2026-09-19T20:48:45Z">
               <w:r>
                 <w:delText>B20</w:delText>
               </w:r>
@@ -184,7 +184,7 @@
             <w:tcW w:type="dxa" w:w="4320"/>
           </w:tcPr>
           <w:p>
-            <w:del w:id="1023" w:author="Nội dung bỏ (Claude)" w:date="2026-09-19T12:14:31Z">
+            <w:del w:id="1023" w:author="Nội dung bỏ (Claude)" w:date="2026-09-19T20:48:45Z">
               <w:r>
                 <w:delText>B21</w:delText>
               </w:r>

--- a/92-Kinh-Nghiem/02-Regression/Fixtures/sua2.docx
+++ b/92-Kinh-Nghiem/02-Regression/Fixtures/sua2.docx
@@ -5,10 +5,10 @@
     <w:p>
       <w:pPr>
         <w:rPr>
-          <w:del w:id="1002" w:author="Nội dung bỏ (Claude)" w:date="2026-09-19T20:48:45Z"/>
+          <w:del w:id="1002" w:author="Nội dung bỏ (Claude)" w:date="2026-09-19T21:45:53Z"/>
         </w:rPr>
       </w:pPr>
-      <w:del w:id="1001" w:author="Nội dung bỏ (Claude)" w:date="2026-09-19T20:48:45Z">
+      <w:del w:id="1001" w:author="Nội dung bỏ (Claude)" w:date="2026-09-19T21:45:53Z">
         <w:r>
           <w:delText>Phan I</w:delText>
         </w:r>
@@ -17,10 +17,10 @@
     <w:p>
       <w:pPr>
         <w:rPr>
-          <w:del w:id="1004" w:author="Nội dung bỏ (Claude)" w:date="2026-09-19T20:48:45Z"/>
+          <w:del w:id="1004" w:author="Nội dung bỏ (Claude)" w:date="2026-09-19T21:45:53Z"/>
         </w:rPr>
       </w:pPr>
-      <w:del w:id="1003" w:author="Nội dung bỏ (Claude)" w:date="2026-09-19T20:48:45Z">
+      <w:del w:id="1003" w:author="Nội dung bỏ (Claude)" w:date="2026-09-19T21:45:53Z">
         <w:r>
           <w:delText>I. THUC TRANG</w:delText>
         </w:r>
@@ -29,10 +29,10 @@
     <w:p>
       <w:pPr>
         <w:rPr>
-          <w:del w:id="1006" w:author="Nội dung bỏ (Claude)" w:date="2026-09-19T20:48:45Z"/>
+          <w:del w:id="1006" w:author="Nội dung bỏ (Claude)" w:date="2026-09-19T21:45:53Z"/>
         </w:rPr>
       </w:pPr>
-      <w:del w:id="1005" w:author="Nội dung bỏ (Claude)" w:date="2026-09-19T20:48:45Z">
+      <w:del w:id="1005" w:author="Nội dung bỏ (Claude)" w:date="2026-09-19T21:45:53Z">
         <w:r>
           <w:delText>Noi dung 1</w:delText>
         </w:r>
@@ -41,10 +41,10 @@
     <w:p>
       <w:pPr>
         <w:rPr>
-          <w:del w:id="1008" w:author="Nội dung bỏ (Claude)" w:date="2026-09-19T20:48:45Z"/>
+          <w:del w:id="1008" w:author="Nội dung bỏ (Claude)" w:date="2026-09-19T21:45:53Z"/>
         </w:rPr>
       </w:pPr>
-      <w:del w:id="1007" w:author="Nội dung bỏ (Claude)" w:date="2026-09-19T20:48:45Z">
+      <w:del w:id="1007" w:author="Nội dung bỏ (Claude)" w:date="2026-09-19T21:45:53Z">
         <w:r>
           <w:delText>Noi dung 2</w:delText>
         </w:r>
@@ -53,10 +53,10 @@
     <w:p>
       <w:pPr>
         <w:rPr>
-          <w:del w:id="1010" w:author="Nội dung bỏ (Claude)" w:date="2026-09-19T20:48:45Z"/>
+          <w:del w:id="1010" w:author="Nội dung bỏ (Claude)" w:date="2026-09-19T21:45:53Z"/>
         </w:rPr>
       </w:pPr>
-      <w:del w:id="1009" w:author="Nội dung bỏ (Claude)" w:date="2026-09-19T20:48:45Z">
+      <w:del w:id="1009" w:author="Nội dung bỏ (Claude)" w:date="2026-09-19T21:45:53Z">
         <w:r>
           <w:delText>II. KET QUA</w:delText>
         </w:r>
@@ -65,10 +65,10 @@
     <w:p>
       <w:pPr>
         <w:rPr>
-          <w:del w:id="1012" w:author="Nội dung bỏ (Claude)" w:date="2026-09-19T20:48:45Z"/>
+          <w:del w:id="1012" w:author="Nội dung bỏ (Claude)" w:date="2026-09-19T21:45:53Z"/>
         </w:rPr>
       </w:pPr>
-      <w:del w:id="1011" w:author="Nội dung bỏ (Claude)" w:date="2026-09-19T20:48:45Z">
+      <w:del w:id="1011" w:author="Nội dung bỏ (Claude)" w:date="2026-09-19T21:45:53Z">
         <w:r>
           <w:delText>Noi dung 3</w:delText>
         </w:r>
@@ -82,10 +82,10 @@
     <w:p>
       <w:pPr>
         <w:rPr>
-          <w:del w:id="1014" w:author="Nội dung bỏ (Claude)" w:date="2026-09-19T20:48:45Z"/>
+          <w:del w:id="1014" w:author="Nội dung bỏ (Claude)" w:date="2026-09-19T21:45:53Z"/>
         </w:rPr>
       </w:pPr>
-      <w:del w:id="1013" w:author="Nội dung bỏ (Claude)" w:date="2026-09-19T20:48:45Z">
+      <w:del w:id="1013" w:author="Nội dung bỏ (Claude)" w:date="2026-09-19T21:45:53Z">
         <w:r>
           <w:delText>III. DE XUAT</w:delText>
         </w:r>
@@ -107,14 +107,14 @@
       </w:tblGrid>
       <w:tr>
         <w:trPr>
-          <w:del w:id="1015" w:author="Nội dung bỏ (Claude)" w:date="2026-09-19T20:48:45Z"/>
+          <w:del w:id="1015" w:author="Nội dung bỏ (Claude)" w:date="2026-09-19T21:45:53Z"/>
         </w:trPr>
         <w:tc>
           <w:tcPr>
             <w:tcW w:type="dxa" w:w="4320"/>
           </w:tcPr>
           <w:p>
-            <w:del w:id="1016" w:author="Nội dung bỏ (Claude)" w:date="2026-09-19T20:48:45Z">
+            <w:del w:id="1016" w:author="Nội dung bỏ (Claude)" w:date="2026-09-19T21:45:53Z">
               <w:r>
                 <w:delText>B00</w:delText>
               </w:r>
@@ -126,7 +126,7 @@
             <w:tcW w:type="dxa" w:w="4320"/>
           </w:tcPr>
           <w:p>
-            <w:del w:id="1017" w:author="Nội dung bỏ (Claude)" w:date="2026-09-19T20:48:45Z">
+            <w:del w:id="1017" w:author="Nội dung bỏ (Claude)" w:date="2026-09-19T21:45:53Z">
               <w:r>
                 <w:delText>B01</w:delText>
               </w:r>
@@ -136,14 +136,14 @@
       </w:tr>
       <w:tr>
         <w:trPr>
-          <w:del w:id="1018" w:author="Nội dung bỏ (Claude)" w:date="2026-09-19T20:48:45Z"/>
+          <w:del w:id="1018" w:author="Nội dung bỏ (Claude)" w:date="2026-09-19T21:45:53Z"/>
         </w:trPr>
         <w:tc>
           <w:tcPr>
             <w:tcW w:type="dxa" w:w="4320"/>
           </w:tcPr>
           <w:p>
-            <w:del w:id="1019" w:author="Nội dung bỏ (Claude)" w:date="2026-09-19T20:48:45Z">
+            <w:del w:id="1019" w:author="Nội dung bỏ (Claude)" w:date="2026-09-19T21:45:53Z">
               <w:r>
                 <w:delText>B10</w:delText>
               </w:r>
@@ -155,7 +155,7 @@
             <w:tcW w:type="dxa" w:w="4320"/>
           </w:tcPr>
           <w:p>
-            <w:del w:id="1020" w:author="Nội dung bỏ (Claude)" w:date="2026-09-19T20:48:45Z">
+            <w:del w:id="1020" w:author="Nội dung bỏ (Claude)" w:date="2026-09-19T21:45:53Z">
               <w:r>
                 <w:delText>B11</w:delText>
               </w:r>
@@ -165,14 +165,14 @@
       </w:tr>
       <w:tr>
         <w:trPr>
-          <w:del w:id="1021" w:author="Nội dung bỏ (Claude)" w:date="2026-09-19T20:48:45Z"/>
+          <w:del w:id="1021" w:author="Nội dung bỏ (Claude)" w:date="2026-09-19T21:45:53Z"/>
         </w:trPr>
         <w:tc>
           <w:tcPr>
             <w:tcW w:type="dxa" w:w="4320"/>
           </w:tcPr>
           <w:p>
-            <w:del w:id="1022" w:author="Nội dung bỏ (Claude)" w:date="2026-09-19T20:48:45Z">
+            <w:del w:id="1022" w:author="Nội dung bỏ (Claude)" w:date="2026-09-19T21:45:53Z">
               <w:r>
                 <w:delText>B20</w:delText>
               </w:r>
@@ -184,7 +184,7 @@
             <w:tcW w:type="dxa" w:w="4320"/>
           </w:tcPr>
           <w:p>
-            <w:del w:id="1023" w:author="Nội dung bỏ (Claude)" w:date="2026-09-19T20:48:45Z">
+            <w:del w:id="1023" w:author="Nội dung bỏ (Claude)" w:date="2026-09-19T21:45:53Z">
               <w:r>
                 <w:delText>B21</w:delText>
               </w:r>
